--- a/documents/ALLIANCE Banking Business Process.docx
+++ b/documents/ALLIANCE Banking Business Process.docx
@@ -108,7 +108,15 @@
         <w:ind w:left="450"/>
       </w:pPr>
       <w:r>
-        <w:t>If you’re looking to open a bank account online for your everyday needs, a checking account may be the way to go. A checking account is often used for day-to-day deposits and withdrawals. With a checking account, you can access your money with a debit card, through bank wire transfers or by writing checks. </w:t>
+        <w:t xml:space="preserve">If you’re looking to open a bank account online for your everyday needs, </w:t>
+      </w:r>
+      <w:proofErr w:type="gramStart"/>
+      <w:r>
+        <w:t>a checking</w:t>
+      </w:r>
+      <w:proofErr w:type="gramEnd"/>
+      <w:r>
+        <w:t xml:space="preserve"> account may be the way to go. A checking account is often used for day-to-day deposits and withdrawals. With a checking account, you can access your money with a debit card, through bank wire transfers or by writing checks. </w:t>
       </w:r>
     </w:p>
     <w:p>
@@ -156,7 +164,15 @@
         <w:ind w:left="450"/>
       </w:pPr>
       <w:r>
-        <w:t>Most checking accounts have a monthly service fee.  There are typically ways to waive monthly service fees if you meet certain requirements.  Other fees may apply, such as out-of-network ATM fees and overdraft fees.</w:t>
+        <w:t xml:space="preserve">Most checking accounts have a monthly service fee.  There are </w:t>
+      </w:r>
+      <w:proofErr w:type="gramStart"/>
+      <w:r>
+        <w:t>typically</w:t>
+      </w:r>
+      <w:proofErr w:type="gramEnd"/>
+      <w:r>
+        <w:t xml:space="preserve"> ways to waive monthly service fees if you meet certain requirements.  Other fees may apply, such as out-of-network ATM fees and overdraft fees.</w:t>
       </w:r>
     </w:p>
     <w:p>
@@ -223,8 +239,13 @@
         </w:numPr>
         <w:ind w:left="1170"/>
       </w:pPr>
-      <w:r>
-        <w:t>Review the agreement</w:t>
+      <w:proofErr w:type="gramStart"/>
+      <w:r>
+        <w:t>Review</w:t>
+      </w:r>
+      <w:proofErr w:type="gramEnd"/>
+      <w:r>
+        <w:t xml:space="preserve"> the agreement</w:t>
       </w:r>
     </w:p>
     <w:p>
@@ -233,7 +254,15 @@
         <w:ind w:left="450"/>
       </w:pPr>
       <w:r>
-        <w:t>Bank accounts come with terms and conditions, so you’ll want to read through them before you apply. These terms and conditions generally cover included fees, rates, and important information about the account.</w:t>
+        <w:t xml:space="preserve">Bank accounts come with terms and conditions, so you’ll want to read through them before you apply. These terms and conditions generally cover </w:t>
+      </w:r>
+      <w:proofErr w:type="gramStart"/>
+      <w:r>
+        <w:t>included</w:t>
+      </w:r>
+      <w:proofErr w:type="gramEnd"/>
+      <w:r>
+        <w:t xml:space="preserve"> fees, rates, and important information about the account.</w:t>
       </w:r>
     </w:p>
     <w:p>
@@ -299,16 +328,19 @@
         <w:br/>
         <w:t>There are a few documents you will need to </w:t>
       </w:r>
-      <w:hyperlink r:id="rId5" w:history="1">
-        <w:r>
-          <w:rPr>
-            <w:rStyle w:val="Hyperlink"/>
-          </w:rPr>
-          <w:t>open a checking account</w:t>
-        </w:r>
-      </w:hyperlink>
-      <w:r>
-        <w:t> whether it is online or in-person. Banks and other financial institutions may have different checking account requirements. If you are a U.S. citizen or non-U.S. citizen residing in the U.S., here’s a list of a few documents you may need to open your account. However, check with your financial institution to determine what documents you will need. Identification: This could be a valid:</w:t>
+      <w:r>
+        <w:t>open a checking account</w:t>
+      </w:r>
+      <w:r>
+        <w:t xml:space="preserve"> whether it is online or in-person. Banks and other financial institutions may have different checking account requirements. If you are a U.S. citizen or non-U.S. citizen residing in the U.S., here’s a list of a few documents you may need to open your account. However, check with your financial institution to determine what documents you will need. Identification: This could be </w:t>
+      </w:r>
+      <w:proofErr w:type="gramStart"/>
+      <w:r>
+        <w:t>a valid</w:t>
+      </w:r>
+      <w:proofErr w:type="gramEnd"/>
+      <w:r>
+        <w:t>:</w:t>
       </w:r>
     </w:p>
     <w:p>
@@ -467,7 +499,13 @@
       </w:r>
       <w:r>
         <w:br/>
-        <w:t>Once the bank finishes setting up your account, it’s ready to go. You’ll now be able to make deposits, withdrawals and any other features that come with your account. Opening a checking account online is just one way to help manage your money. Compare Chase checking accounts to select the one that best fits your needs.</w:t>
+        <w:t xml:space="preserve">Once the bank finishes setting up your account, it’s ready to go. You’ll now be able to make deposits, withdrawals and any other features that come with your account. Opening a checking account online is just one way to help manage your money. Compare </w:t>
+      </w:r>
+      <w:r>
+        <w:t>Alliance</w:t>
+      </w:r>
+      <w:r>
+        <w:t xml:space="preserve"> checking accounts to select the one that best fits your needs.</w:t>
       </w:r>
     </w:p>
     <w:p>
@@ -520,8 +558,13 @@
         <w:ind w:left="450"/>
       </w:pPr>
       <w:r>
-        <w:t>2. Tap ‘See details’</w:t>
-      </w:r>
+        <w:t xml:space="preserve">2. Tap ‘See </w:t>
+      </w:r>
+      <w:proofErr w:type="gramStart"/>
+      <w:r>
+        <w:t>details’</w:t>
+      </w:r>
+      <w:proofErr w:type="gramEnd"/>
     </w:p>
     <w:p>
       <w:pPr>
@@ -635,7 +678,23 @@
           <w:b/>
           <w:bCs/>
         </w:rPr>
-        <w:t>How do I stop or cancel a charge?</w:t>
+        <w:t xml:space="preserve">How do I stop or cancel </w:t>
+      </w:r>
+      <w:proofErr w:type="gramStart"/>
+      <w:r>
+        <w:rPr>
+          <w:b/>
+          <w:bCs/>
+        </w:rPr>
+        <w:t>a charge</w:t>
+      </w:r>
+      <w:proofErr w:type="gramEnd"/>
+      <w:r>
+        <w:rPr>
+          <w:b/>
+          <w:bCs/>
+        </w:rPr>
+        <w:t>?</w:t>
       </w:r>
     </w:p>
     <w:p>
@@ -644,7 +703,21 @@
         <w:ind w:left="450"/>
       </w:pPr>
       <w:r>
-        <w:t>The quickest way to stop or cancel a charge is to contact the merchant directly. If the charge posts and you wish to dispute, you may sign in to Chase.com or call the number on the back of your credit card.</w:t>
+        <w:t xml:space="preserve">The quickest way to stop or cancel a charge is to contact the merchant directly. If the charge </w:t>
+      </w:r>
+      <w:proofErr w:type="gramStart"/>
+      <w:r>
+        <w:t>posts</w:t>
+      </w:r>
+      <w:proofErr w:type="gramEnd"/>
+      <w:r>
+        <w:t xml:space="preserve"> and you wish to dispute, you may sign in to </w:t>
+      </w:r>
+      <w:r>
+        <w:t>alliance</w:t>
+      </w:r>
+      <w:r>
+        <w:t>.com or call the number on the back of your credit card.</w:t>
       </w:r>
     </w:p>
     <w:p>
@@ -681,7 +754,37 @@
         <w:t>Credit card:</w:t>
       </w:r>
       <w:r>
-        <w:t> Charge must be posted in order for a dispute to be opened. Pending charges generally post within 1-3 business days. If the charge posts and you wish to dispute, you may do so online at Chase.com or call the number on the back of your credit card.</w:t>
+        <w:t xml:space="preserve"> Charge must be posted </w:t>
+      </w:r>
+      <w:proofErr w:type="gramStart"/>
+      <w:r>
+        <w:t>in order for</w:t>
+      </w:r>
+      <w:proofErr w:type="gramEnd"/>
+      <w:r>
+        <w:t xml:space="preserve"> a dispute to be opened. Pending charges </w:t>
+      </w:r>
+      <w:proofErr w:type="gramStart"/>
+      <w:r>
+        <w:t>generally</w:t>
+      </w:r>
+      <w:proofErr w:type="gramEnd"/>
+      <w:r>
+        <w:t xml:space="preserve"> post within 1-3 business days. If the charge </w:t>
+      </w:r>
+      <w:proofErr w:type="gramStart"/>
+      <w:r>
+        <w:t>posts</w:t>
+      </w:r>
+      <w:proofErr w:type="gramEnd"/>
+      <w:r>
+        <w:t xml:space="preserve"> and you wish to dispute, you may do so online at </w:t>
+      </w:r>
+      <w:r>
+        <w:t>alliance</w:t>
+      </w:r>
+      <w:r>
+        <w:t>.com or call the number on the back of your credit card.</w:t>
       </w:r>
     </w:p>
     <w:p>
@@ -703,13 +806,21 @@
         <w:t>346</w:t>
       </w:r>
       <w:r>
-        <w:t>-22</w:t>
-      </w:r>
-      <w:r>
-        <w:t>8</w:t>
-      </w:r>
-      <w:r>
-        <w:t>2 to initiate a debit card dispute for a pending transaction. You’ll need to wait for the debit card transaction to post before you can dispute it online.</w:t>
+        <w:t>-</w:t>
+      </w:r>
+      <w:r>
+        <w:t>4632</w:t>
+      </w:r>
+      <w:r>
+        <w:t xml:space="preserve"> to initiate a debit card dispute for a pending transaction. You’ll need to wait for the debit card transaction to </w:t>
+      </w:r>
+      <w:proofErr w:type="gramStart"/>
+      <w:r>
+        <w:t>post</w:t>
+      </w:r>
+      <w:proofErr w:type="gramEnd"/>
+      <w:r>
+        <w:t xml:space="preserve"> before you can dispute it online.</w:t>
       </w:r>
     </w:p>
     <w:p>
@@ -790,7 +901,23 @@
           <w:b/>
           <w:bCs/>
         </w:rPr>
-        <w:t>Can I cancel a dispute I already submitted?</w:t>
+        <w:t xml:space="preserve">Can I cancel a dispute I </w:t>
+      </w:r>
+      <w:proofErr w:type="gramStart"/>
+      <w:r>
+        <w:rPr>
+          <w:b/>
+          <w:bCs/>
+        </w:rPr>
+        <w:t>already</w:t>
+      </w:r>
+      <w:proofErr w:type="gramEnd"/>
+      <w:r>
+        <w:rPr>
+          <w:b/>
+          <w:bCs/>
+        </w:rPr>
+        <w:t xml:space="preserve"> submitted?</w:t>
       </w:r>
     </w:p>
     <w:p>
@@ -839,7 +966,15 @@
         <w:ind w:left="450"/>
       </w:pPr>
       <w:r>
-        <w:t>However, you are still responsible for paying at least the minimum payment due for your remaining undisputed balance.</w:t>
+        <w:t xml:space="preserve">However, you are still responsible for paying at least the minimum payment due </w:t>
+      </w:r>
+      <w:proofErr w:type="gramStart"/>
+      <w:r>
+        <w:t>for</w:t>
+      </w:r>
+      <w:proofErr w:type="gramEnd"/>
+      <w:r>
+        <w:t xml:space="preserve"> your remaining undisputed balance.</w:t>
       </w:r>
     </w:p>
     <w:p>
@@ -869,24 +1004,16 @@
         <w:ind w:left="450"/>
       </w:pPr>
       <w:r>
-        <w:t>Most of the time, a provisional credit will be applied to the account while we investigate the debit card dispute. This usually occurs within 48 hours but may take up to 10 business days.</w:t>
-      </w:r>
-    </w:p>
-    <w:p>
-      <w:pPr>
-        <w:pStyle w:val="ListParagraph"/>
-        <w:ind w:left="450"/>
-      </w:pPr>
-    </w:p>
-    <w:p>
-      <w:pPr>
-        <w:pStyle w:val="ListParagraph"/>
-        <w:numPr>
-          <w:ilvl w:val="0"/>
-          <w:numId w:val="1"/>
-        </w:numPr>
-        <w:ind w:left="450" w:hanging="450"/>
-      </w:pPr>
+        <w:t xml:space="preserve">Most of the time, </w:t>
+      </w:r>
+      <w:proofErr w:type="gramStart"/>
+      <w:r>
+        <w:t>a provisional</w:t>
+      </w:r>
+      <w:proofErr w:type="gramEnd"/>
+      <w:r>
+        <w:t xml:space="preserve"> credit will be applied to the account while we investigate the debit card dispute. This usually occurs within 48 hours but may take up to 10 business days.</w:t>
+      </w:r>
     </w:p>
     <w:sectPr>
       <w:pgSz w:w="12240" w:h="15840"/>
@@ -2756,6 +2883,7 @@
   <w:style w:type="character" w:default="1" w:styleId="DefaultParagraphFont">
     <w:name w:val="Default Paragraph Font"/>
     <w:uiPriority w:val="1"/>
+    <w:semiHidden/>
     <w:unhideWhenUsed/>
   </w:style>
   <w:style w:type="table" w:default="1" w:styleId="TableNormal">
